--- a/PySpark_Hadoop_Hive_Functions_Documentation.docx
+++ b/PySpark_Hadoop_Hive_Functions_Documentation.docx
@@ -1102,63 +1102,267 @@
         <w:spacing w:before="40" w:after="80"/>
         <w:ind w:left="259"/>
       </w:pPr>
+      <w:proofErr w:type="gramStart"/>
       <w:r>
         <w:rPr>
           <w:rFonts w:ascii="Consolas" w:hAnsi="Consolas"/>
           <w:color w:val="23415A"/>
           <w:sz w:val="17"/>
         </w:rPr>
-        <w:t>df3.write.mode("overwrite").partitionBy("state", "city").saveAsTable("default.state_city")</w:t>
-      </w:r>
-    </w:p>
-    <w:p>
-      <w:pPr>
-        <w:pStyle w:val="ListBullet"/>
-      </w:pPr>
-      <w:r>
-        <w:t>partitionBy('state', 'city'): partitions first by state, then by city within each state.</w:t>
-      </w:r>
-    </w:p>
-    <w:p>
-      <w:pPr>
-        <w:pStyle w:val="ListBullet"/>
-      </w:pPr>
-      <w:r>
-        <w:t>The order of partition columns matters to the resulting partition layout and can matter for filtering/query patterns.</w:t>
-      </w:r>
-    </w:p>
-    <w:p>
-      <w:r>
-        <w:t>The source notes call this a text-format Hive table using the default table format.</w:t>
-      </w:r>
-    </w:p>
-    <w:p>
-      <w:pPr>
-        <w:pStyle w:val="Heading1"/>
-      </w:pPr>
-      <w:r>
-        <w:t>12. Partition a Hive table by state and city using Parquet</w:t>
-      </w:r>
-    </w:p>
-    <w:p>
-      <w:pPr>
-        <w:shd w:val="clear" w:color="auto" w:fill="F2F4F4"/>
-        <w:spacing w:before="40" w:after="80"/>
-        <w:ind w:left="259"/>
-      </w:pPr>
+        <w:t>df3.write.mode</w:t>
+      </w:r>
+      <w:proofErr w:type="gramEnd"/>
       <w:r>
         <w:rPr>
           <w:rFonts w:ascii="Consolas" w:hAnsi="Consolas"/>
           <w:color w:val="23415A"/>
           <w:sz w:val="17"/>
         </w:rPr>
-        <w:t>df3.write.mode("overwrite").partitionBy("state", "city").format("parquet").saveAsTable("default.state_city_parquet")</w:t>
+        <w:t>("overwrite"</w:t>
+      </w:r>
+      <w:proofErr w:type="gramStart"/>
+      <w:r>
+        <w:rPr>
+          <w:rFonts w:ascii="Consolas" w:hAnsi="Consolas"/>
+          <w:color w:val="23415A"/>
+          <w:sz w:val="17"/>
+        </w:rPr>
+        <w:t>).</w:t>
+      </w:r>
+      <w:proofErr w:type="spellStart"/>
+      <w:r>
+        <w:rPr>
+          <w:rFonts w:ascii="Consolas" w:hAnsi="Consolas"/>
+          <w:color w:val="23415A"/>
+          <w:sz w:val="17"/>
+        </w:rPr>
+        <w:t>partitionBy</w:t>
+      </w:r>
+      <w:proofErr w:type="spellEnd"/>
+      <w:proofErr w:type="gramEnd"/>
+      <w:r>
+        <w:rPr>
+          <w:rFonts w:ascii="Consolas" w:hAnsi="Consolas"/>
+          <w:color w:val="23415A"/>
+          <w:sz w:val="17"/>
+        </w:rPr>
+        <w:t>("state", "city"</w:t>
+      </w:r>
+      <w:proofErr w:type="gramStart"/>
+      <w:r>
+        <w:rPr>
+          <w:rFonts w:ascii="Consolas" w:hAnsi="Consolas"/>
+          <w:color w:val="23415A"/>
+          <w:sz w:val="17"/>
+        </w:rPr>
+        <w:t>).</w:t>
+      </w:r>
+      <w:proofErr w:type="spellStart"/>
+      <w:r>
+        <w:rPr>
+          <w:rFonts w:ascii="Consolas" w:hAnsi="Consolas"/>
+          <w:color w:val="23415A"/>
+          <w:sz w:val="17"/>
+        </w:rPr>
+        <w:t>saveAsTable</w:t>
+      </w:r>
+      <w:proofErr w:type="spellEnd"/>
+      <w:proofErr w:type="gramEnd"/>
+      <w:r>
+        <w:rPr>
+          <w:rFonts w:ascii="Consolas" w:hAnsi="Consolas"/>
+          <w:color w:val="23415A"/>
+          <w:sz w:val="17"/>
+        </w:rPr>
+        <w:t>("</w:t>
+      </w:r>
+      <w:proofErr w:type="spellStart"/>
+      <w:proofErr w:type="gramStart"/>
+      <w:r>
+        <w:rPr>
+          <w:rFonts w:ascii="Consolas" w:hAnsi="Consolas"/>
+          <w:color w:val="23415A"/>
+          <w:sz w:val="17"/>
+        </w:rPr>
+        <w:t>default.state</w:t>
+      </w:r>
+      <w:proofErr w:type="gramEnd"/>
+      <w:r>
+        <w:rPr>
+          <w:rFonts w:ascii="Consolas" w:hAnsi="Consolas"/>
+          <w:color w:val="23415A"/>
+          <w:sz w:val="17"/>
+        </w:rPr>
+        <w:t>_city</w:t>
+      </w:r>
+      <w:proofErr w:type="spellEnd"/>
+      <w:r>
+        <w:rPr>
+          <w:rFonts w:ascii="Consolas" w:hAnsi="Consolas"/>
+          <w:color w:val="23415A"/>
+          <w:sz w:val="17"/>
+        </w:rPr>
+        <w:t>")</w:t>
       </w:r>
     </w:p>
     <w:p>
       <w:pPr>
         <w:pStyle w:val="ListBullet"/>
       </w:pPr>
+      <w:proofErr w:type="spellStart"/>
+      <w:proofErr w:type="gramStart"/>
+      <w:r>
+        <w:t>partitionBy</w:t>
+      </w:r>
+      <w:proofErr w:type="spellEnd"/>
+      <w:r>
+        <w:t>(</w:t>
+      </w:r>
+      <w:proofErr w:type="gramEnd"/>
+      <w:r>
+        <w:t xml:space="preserve">'state', 'city'): </w:t>
+      </w:r>
+      <w:proofErr w:type="gramStart"/>
+      <w:r>
+        <w:t>partitions</w:t>
+      </w:r>
+      <w:proofErr w:type="gramEnd"/>
+      <w:r>
+        <w:t xml:space="preserve"> first by state, then by city within each state.</w:t>
+      </w:r>
+    </w:p>
+    <w:p>
+      <w:pPr>
+        <w:pStyle w:val="ListBullet"/>
+      </w:pPr>
+      <w:r>
+        <w:t>The order of partition columns matters to the resulting partition layout and can matter for filtering/query patterns.</w:t>
+      </w:r>
+    </w:p>
+    <w:p>
+      <w:r>
+        <w:t>The source notes call this a text-format Hive table using the default table format.</w:t>
+      </w:r>
+    </w:p>
+    <w:p>
+      <w:pPr>
+        <w:pStyle w:val="Heading1"/>
+      </w:pPr>
+      <w:r>
+        <w:t>12. Partition a Hive table by state and city using Parquet</w:t>
+      </w:r>
+    </w:p>
+    <w:p>
+      <w:pPr>
+        <w:shd w:val="clear" w:color="auto" w:fill="F2F4F4"/>
+        <w:spacing w:before="40" w:after="80"/>
+        <w:ind w:left="259"/>
+      </w:pPr>
+      <w:proofErr w:type="gramStart"/>
+      <w:r>
+        <w:rPr>
+          <w:rFonts w:ascii="Consolas" w:hAnsi="Consolas"/>
+          <w:color w:val="23415A"/>
+          <w:sz w:val="17"/>
+        </w:rPr>
+        <w:t>df3.write.mode</w:t>
+      </w:r>
+      <w:proofErr w:type="gramEnd"/>
+      <w:r>
+        <w:rPr>
+          <w:rFonts w:ascii="Consolas" w:hAnsi="Consolas"/>
+          <w:color w:val="23415A"/>
+          <w:sz w:val="17"/>
+        </w:rPr>
+        <w:t>("overwrite"</w:t>
+      </w:r>
+      <w:proofErr w:type="gramStart"/>
+      <w:r>
+        <w:rPr>
+          <w:rFonts w:ascii="Consolas" w:hAnsi="Consolas"/>
+          <w:color w:val="23415A"/>
+          <w:sz w:val="17"/>
+        </w:rPr>
+        <w:t>).</w:t>
+      </w:r>
+      <w:proofErr w:type="spellStart"/>
+      <w:r>
+        <w:rPr>
+          <w:rFonts w:ascii="Consolas" w:hAnsi="Consolas"/>
+          <w:color w:val="23415A"/>
+          <w:sz w:val="17"/>
+        </w:rPr>
+        <w:t>partitionBy</w:t>
+      </w:r>
+      <w:proofErr w:type="spellEnd"/>
+      <w:proofErr w:type="gramEnd"/>
+      <w:r>
+        <w:rPr>
+          <w:rFonts w:ascii="Consolas" w:hAnsi="Consolas"/>
+          <w:color w:val="23415A"/>
+          <w:sz w:val="17"/>
+        </w:rPr>
+        <w:t>("state", "city"</w:t>
+      </w:r>
+      <w:proofErr w:type="gramStart"/>
+      <w:r>
+        <w:rPr>
+          <w:rFonts w:ascii="Consolas" w:hAnsi="Consolas"/>
+          <w:color w:val="23415A"/>
+          <w:sz w:val="17"/>
+        </w:rPr>
+        <w:t>).format</w:t>
+      </w:r>
+      <w:proofErr w:type="gramEnd"/>
+      <w:r>
+        <w:rPr>
+          <w:rFonts w:ascii="Consolas" w:hAnsi="Consolas"/>
+          <w:color w:val="23415A"/>
+          <w:sz w:val="17"/>
+        </w:rPr>
+        <w:t>("parquet"</w:t>
+      </w:r>
+      <w:proofErr w:type="gramStart"/>
+      <w:r>
+        <w:rPr>
+          <w:rFonts w:ascii="Consolas" w:hAnsi="Consolas"/>
+          <w:color w:val="23415A"/>
+          <w:sz w:val="17"/>
+        </w:rPr>
+        <w:t>).saveAsTable</w:t>
+      </w:r>
+      <w:proofErr w:type="gramEnd"/>
+      <w:r>
+        <w:rPr>
+          <w:rFonts w:ascii="Consolas" w:hAnsi="Consolas"/>
+          <w:color w:val="23415A"/>
+          <w:sz w:val="17"/>
+        </w:rPr>
+        <w:t>("</w:t>
+      </w:r>
+      <w:proofErr w:type="gramStart"/>
+      <w:r>
+        <w:rPr>
+          <w:rFonts w:ascii="Consolas" w:hAnsi="Consolas"/>
+          <w:color w:val="23415A"/>
+          <w:sz w:val="17"/>
+        </w:rPr>
+        <w:t>default.state</w:t>
+      </w:r>
+      <w:proofErr w:type="gramEnd"/>
+      <w:r>
+        <w:rPr>
+          <w:rFonts w:ascii="Consolas" w:hAnsi="Consolas"/>
+          <w:color w:val="23415A"/>
+          <w:sz w:val="17"/>
+        </w:rPr>
+        <w:t>_city_parquet")</w:t>
+      </w:r>
+    </w:p>
+    <w:p>
+      <w:pPr>
+        <w:pStyle w:val="ListBullet"/>
+      </w:pPr>
       <w:r>
         <w:t>format('parquet'): selects Parquet as the output storage format.</w:t>
       </w:r>
@@ -1167,16 +1371,31 @@
       <w:pPr>
         <w:pStyle w:val="ListBullet"/>
       </w:pPr>
-      <w:r>
-        <w:t>partitionBy('state', 'city'): creates partitions using both columns.</w:t>
+      <w:proofErr w:type="spellStart"/>
+      <w:proofErr w:type="gramStart"/>
+      <w:r>
+        <w:t>partitionBy</w:t>
+      </w:r>
+      <w:proofErr w:type="spellEnd"/>
+      <w:r>
+        <w:t>(</w:t>
+      </w:r>
+      <w:proofErr w:type="gramEnd"/>
+      <w:r>
+        <w:t>'state', 'city'): creates partitions using both columns.</w:t>
       </w:r>
     </w:p>
     <w:p>
       <w:pPr>
         <w:pStyle w:val="ListBullet"/>
       </w:pPr>
-      <w:r>
-        <w:t>saveAsTable(...): registers/saves the table in the catalog using the supplied database and table name.</w:t>
+      <w:proofErr w:type="spellStart"/>
+      <w:r>
+        <w:t>saveAsTable</w:t>
+      </w:r>
+      <w:proofErr w:type="spellEnd"/>
+      <w:r>
+        <w:t>(...): registers/saves the table in the catalog using the supplied database and table name.</w:t>
       </w:r>
     </w:p>
     <w:p>
@@ -1234,97 +1453,79 @@
         <w:spacing w:before="40" w:after="80"/>
         <w:ind w:left="259"/>
       </w:pPr>
+      <w:proofErr w:type="spellStart"/>
       <w:r>
         <w:rPr>
           <w:rFonts w:ascii="Consolas" w:hAnsi="Consolas"/>
           <w:color w:val="23415A"/>
           <w:sz w:val="17"/>
         </w:rPr>
-        <w:t>sdf = spark.sql("select city from default.state_city_parquet where city='ASHEBORO'")</w:t>
-      </w:r>
-    </w:p>
-    <w:p>
-      <w:pPr>
-        <w:shd w:val="clear" w:color="auto" w:fill="F2F4F4"/>
-        <w:spacing w:before="40" w:after="80"/>
-        <w:ind w:left="259"/>
-      </w:pPr>
+        <w:t>sdf</w:t>
+      </w:r>
+      <w:proofErr w:type="spellEnd"/>
       <w:r>
         <w:rPr>
           <w:rFonts w:ascii="Consolas" w:hAnsi="Consolas"/>
           <w:color w:val="23415A"/>
           <w:sz w:val="17"/>
         </w:rPr>
-        <w:t>sdf.printSchema()</w:t>
-      </w:r>
-    </w:p>
-    <w:p>
-      <w:pPr>
-        <w:shd w:val="clear" w:color="auto" w:fill="F2F4F4"/>
-        <w:spacing w:before="40" w:after="80"/>
-        <w:ind w:left="259"/>
-      </w:pPr>
+        <w:t xml:space="preserve"> = </w:t>
+      </w:r>
+      <w:proofErr w:type="spellStart"/>
+      <w:proofErr w:type="gramStart"/>
       <w:r>
         <w:rPr>
           <w:rFonts w:ascii="Consolas" w:hAnsi="Consolas"/>
           <w:color w:val="23415A"/>
           <w:sz w:val="17"/>
         </w:rPr>
-        <w:t>sdf.show()</w:t>
-      </w:r>
-    </w:p>
-    <w:p>
-      <w:pPr>
-        <w:pStyle w:val="ListBullet"/>
-      </w:pPr>
-      <w:r>
-        <w:t>SELECT city: returns only the city column rather than all columns.</w:t>
-      </w:r>
-    </w:p>
-    <w:p>
-      <w:pPr>
-        <w:pStyle w:val="ListBullet"/>
-      </w:pPr>
-      <w:r>
-        <w:t>WHERE city='ASHEBORO': filters rows to those whose city value matches ASHEBORO.</w:t>
-      </w:r>
-    </w:p>
-    <w:p>
-      <w:pPr>
-        <w:pStyle w:val="Heading2"/>
-      </w:pPr>
-      <w:r>
-        <w:t>B. Select all columns for MESA in AZ</w:t>
-      </w:r>
-    </w:p>
-    <w:p>
-      <w:pPr>
-        <w:shd w:val="clear" w:color="auto" w:fill="F2F4F4"/>
-        <w:spacing w:before="40" w:after="80"/>
-        <w:ind w:left="259"/>
-      </w:pPr>
+        <w:t>spark.sql</w:t>
+      </w:r>
+      <w:proofErr w:type="spellEnd"/>
       <w:r>
         <w:rPr>
           <w:rFonts w:ascii="Consolas" w:hAnsi="Consolas"/>
           <w:color w:val="23415A"/>
           <w:sz w:val="17"/>
         </w:rPr>
-        <w:t>sdf = spark.sql("select * from default.state_city_parquet where city='MESA' and state='AZ'")</w:t>
-      </w:r>
-    </w:p>
-    <w:p>
-      <w:pPr>
-        <w:shd w:val="clear" w:color="auto" w:fill="F2F4F4"/>
-        <w:spacing w:before="40" w:after="80"/>
-        <w:ind w:left="259"/>
-      </w:pPr>
+        <w:t>(</w:t>
+      </w:r>
+      <w:proofErr w:type="gramEnd"/>
       <w:r>
         <w:rPr>
           <w:rFonts w:ascii="Consolas" w:hAnsi="Consolas"/>
           <w:color w:val="23415A"/>
           <w:sz w:val="17"/>
         </w:rPr>
-        <w:t>sdf.printSchema()</w:t>
+        <w:t xml:space="preserve">"select city from </w:t>
+      </w:r>
+      <w:proofErr w:type="spellStart"/>
+      <w:proofErr w:type="gramStart"/>
+      <w:r>
+        <w:rPr>
+          <w:rFonts w:ascii="Consolas" w:hAnsi="Consolas"/>
+          <w:color w:val="23415A"/>
+          <w:sz w:val="17"/>
+        </w:rPr>
+        <w:t>default.state</w:t>
+      </w:r>
+      <w:proofErr w:type="gramEnd"/>
+      <w:r>
+        <w:rPr>
+          <w:rFonts w:ascii="Consolas" w:hAnsi="Consolas"/>
+          <w:color w:val="23415A"/>
+          <w:sz w:val="17"/>
+        </w:rPr>
+        <w:t>_city_parquet</w:t>
+      </w:r>
+      <w:proofErr w:type="spellEnd"/>
+      <w:r>
+        <w:rPr>
+          <w:rFonts w:ascii="Consolas" w:hAnsi="Consolas"/>
+          <w:color w:val="23415A"/>
+          <w:sz w:val="17"/>
+        </w:rPr>
+        <w:t xml:space="preserve"> where city='ASHEBORO'")</w:t>
       </w:r>
     </w:p>
     <w:p>
@@ -1333,6 +1534,202 @@
         <w:spacing w:before="40" w:after="80"/>
         <w:ind w:left="259"/>
       </w:pPr>
+      <w:proofErr w:type="spellStart"/>
+      <w:proofErr w:type="gramStart"/>
+      <w:r>
+        <w:rPr>
+          <w:rFonts w:ascii="Consolas" w:hAnsi="Consolas"/>
+          <w:color w:val="23415A"/>
+          <w:sz w:val="17"/>
+        </w:rPr>
+        <w:t>sdf.printSchema</w:t>
+      </w:r>
+      <w:proofErr w:type="spellEnd"/>
+      <w:proofErr w:type="gramEnd"/>
+      <w:r>
+        <w:rPr>
+          <w:rFonts w:ascii="Consolas" w:hAnsi="Consolas"/>
+          <w:color w:val="23415A"/>
+          <w:sz w:val="17"/>
+        </w:rPr>
+        <w:t>()</w:t>
+      </w:r>
+    </w:p>
+    <w:p>
+      <w:pPr>
+        <w:shd w:val="clear" w:color="auto" w:fill="F2F4F4"/>
+        <w:spacing w:before="40" w:after="80"/>
+        <w:ind w:left="259"/>
+      </w:pPr>
+      <w:proofErr w:type="spellStart"/>
+      <w:proofErr w:type="gramStart"/>
+      <w:r>
+        <w:rPr>
+          <w:rFonts w:ascii="Consolas" w:hAnsi="Consolas"/>
+          <w:color w:val="23415A"/>
+          <w:sz w:val="17"/>
+        </w:rPr>
+        <w:t>sdf.show</w:t>
+      </w:r>
+      <w:proofErr w:type="spellEnd"/>
+      <w:proofErr w:type="gramEnd"/>
+      <w:r>
+        <w:rPr>
+          <w:rFonts w:ascii="Consolas" w:hAnsi="Consolas"/>
+          <w:color w:val="23415A"/>
+          <w:sz w:val="17"/>
+        </w:rPr>
+        <w:t>()</w:t>
+      </w:r>
+    </w:p>
+    <w:p>
+      <w:pPr>
+        <w:pStyle w:val="ListBullet"/>
+      </w:pPr>
+      <w:r>
+        <w:t xml:space="preserve">SELECT </w:t>
+      </w:r>
+      <w:proofErr w:type="gramStart"/>
+      <w:r>
+        <w:t>city:</w:t>
+      </w:r>
+      <w:proofErr w:type="gramEnd"/>
+      <w:r>
+        <w:t xml:space="preserve"> returns only the city column rather than all columns.</w:t>
+      </w:r>
+    </w:p>
+    <w:p>
+      <w:pPr>
+        <w:pStyle w:val="ListBullet"/>
+      </w:pPr>
+      <w:r>
+        <w:t>WHERE city='ASHEBORO': filters rows to those whose city value matches ASHEBORO.</w:t>
+      </w:r>
+    </w:p>
+    <w:p>
+      <w:pPr>
+        <w:pStyle w:val="Heading2"/>
+      </w:pPr>
+      <w:r>
+        <w:t>B. Select all columns for MESA in AZ</w:t>
+      </w:r>
+    </w:p>
+    <w:p>
+      <w:pPr>
+        <w:shd w:val="clear" w:color="auto" w:fill="F2F4F4"/>
+        <w:spacing w:before="40" w:after="80"/>
+        <w:ind w:left="259"/>
+      </w:pPr>
+      <w:proofErr w:type="spellStart"/>
+      <w:r>
+        <w:rPr>
+          <w:rFonts w:ascii="Consolas" w:hAnsi="Consolas"/>
+          <w:color w:val="23415A"/>
+          <w:sz w:val="17"/>
+        </w:rPr>
+        <w:t>sdf</w:t>
+      </w:r>
+      <w:proofErr w:type="spellEnd"/>
+      <w:r>
+        <w:rPr>
+          <w:rFonts w:ascii="Consolas" w:hAnsi="Consolas"/>
+          <w:color w:val="23415A"/>
+          <w:sz w:val="17"/>
+        </w:rPr>
+        <w:t xml:space="preserve"> = </w:t>
+      </w:r>
+      <w:proofErr w:type="spellStart"/>
+      <w:proofErr w:type="gramStart"/>
+      <w:r>
+        <w:rPr>
+          <w:rFonts w:ascii="Consolas" w:hAnsi="Consolas"/>
+          <w:color w:val="23415A"/>
+          <w:sz w:val="17"/>
+        </w:rPr>
+        <w:t>spark.sql</w:t>
+      </w:r>
+      <w:proofErr w:type="spellEnd"/>
+      <w:r>
+        <w:rPr>
+          <w:rFonts w:ascii="Consolas" w:hAnsi="Consolas"/>
+          <w:color w:val="23415A"/>
+          <w:sz w:val="17"/>
+        </w:rPr>
+        <w:t>(</w:t>
+      </w:r>
+      <w:proofErr w:type="gramEnd"/>
+      <w:r>
+        <w:rPr>
+          <w:rFonts w:ascii="Consolas" w:hAnsi="Consolas"/>
+          <w:color w:val="23415A"/>
+          <w:sz w:val="17"/>
+        </w:rPr>
+        <w:t xml:space="preserve">"select * from </w:t>
+      </w:r>
+      <w:proofErr w:type="spellStart"/>
+      <w:proofErr w:type="gramStart"/>
+      <w:r>
+        <w:rPr>
+          <w:rFonts w:ascii="Consolas" w:hAnsi="Consolas"/>
+          <w:color w:val="23415A"/>
+          <w:sz w:val="17"/>
+        </w:rPr>
+        <w:t>default.state</w:t>
+      </w:r>
+      <w:proofErr w:type="gramEnd"/>
+      <w:r>
+        <w:rPr>
+          <w:rFonts w:ascii="Consolas" w:hAnsi="Consolas"/>
+          <w:color w:val="23415A"/>
+          <w:sz w:val="17"/>
+        </w:rPr>
+        <w:t>_city_parquet</w:t>
+      </w:r>
+      <w:proofErr w:type="spellEnd"/>
+      <w:r>
+        <w:rPr>
+          <w:rFonts w:ascii="Consolas" w:hAnsi="Consolas"/>
+          <w:color w:val="23415A"/>
+          <w:sz w:val="17"/>
+        </w:rPr>
+        <w:t xml:space="preserve"> where city='MESA' and state='AZ'")</w:t>
+      </w:r>
+    </w:p>
+    <w:p>
+      <w:pPr>
+        <w:shd w:val="clear" w:color="auto" w:fill="F2F4F4"/>
+        <w:spacing w:before="40" w:after="80"/>
+        <w:ind w:left="259"/>
+      </w:pPr>
+      <w:proofErr w:type="spellStart"/>
+      <w:proofErr w:type="gramStart"/>
+      <w:r>
+        <w:rPr>
+          <w:rFonts w:ascii="Consolas" w:hAnsi="Consolas"/>
+          <w:color w:val="23415A"/>
+          <w:sz w:val="17"/>
+        </w:rPr>
+        <w:t>sdf.printSchema</w:t>
+      </w:r>
+      <w:proofErr w:type="spellEnd"/>
+      <w:proofErr w:type="gramEnd"/>
+      <w:r>
+        <w:rPr>
+          <w:rFonts w:ascii="Consolas" w:hAnsi="Consolas"/>
+          <w:color w:val="23415A"/>
+          <w:sz w:val="17"/>
+        </w:rPr>
+        <w:t>()</w:t>
+      </w:r>
+    </w:p>
+    <w:p>
+      <w:pPr>
+        <w:shd w:val="clear" w:color="auto" w:fill="F2F4F4"/>
+        <w:spacing w:before="40" w:after="80"/>
+        <w:ind w:left="259"/>
+      </w:pPr>
+      <w:proofErr w:type="spellStart"/>
+      <w:proofErr w:type="gramStart"/>
       <w:r>
         <w:rPr>
           <w:rFonts w:ascii="Consolas" w:hAnsi="Consolas"/>
@@ -1340,7 +1737,17 @@
           <w:sz w:val="17"/>
         </w:rPr>
         <w:lastRenderedPageBreak/>
-        <w:t>sdf.show()</w:t>
+        <w:t>sdf.show</w:t>
+      </w:r>
+      <w:proofErr w:type="spellEnd"/>
+      <w:proofErr w:type="gramEnd"/>
+      <w:r>
+        <w:rPr>
+          <w:rFonts w:ascii="Consolas" w:hAnsi="Consolas"/>
+          <w:color w:val="23415A"/>
+          <w:sz w:val="17"/>
+        </w:rPr>
+        <w:t>()</w:t>
       </w:r>
     </w:p>
     <w:p>
@@ -1361,7 +1768,23 @@
     </w:p>
     <w:p>
       <w:r>
-        <w:t>The variable sdf is reused for each query; the second assignment replaces the first DataFrame reference in that Python session.</w:t>
+        <w:t xml:space="preserve">The variable </w:t>
+      </w:r>
+      <w:proofErr w:type="spellStart"/>
+      <w:r>
+        <w:t>sdf</w:t>
+      </w:r>
+      <w:proofErr w:type="spellEnd"/>
+      <w:r>
+        <w:t xml:space="preserve"> is reused for each query; the second assignment replaces the first </w:t>
+      </w:r>
+      <w:proofErr w:type="spellStart"/>
+      <w:r>
+        <w:t>DataFrame</w:t>
+      </w:r>
+      <w:proofErr w:type="spellEnd"/>
+      <w:r>
+        <w:t xml:space="preserve"> reference in that Python session.</w:t>
       </w:r>
     </w:p>
     <w:p>
@@ -1477,8 +1900,21 @@
             <w:tcW w:w="3312" w:type="dxa"/>
           </w:tcPr>
           <w:p>
+            <w:proofErr w:type="spellStart"/>
             <w:r>
-              <w:t>hadoop fs -mkdir -p</w:t>
+              <w:t>hadoop</w:t>
+            </w:r>
+            <w:proofErr w:type="spellEnd"/>
+            <w:r>
+              <w:t xml:space="preserve"> fs -</w:t>
+            </w:r>
+            <w:proofErr w:type="spellStart"/>
+            <w:r>
+              <w:t>mkdir</w:t>
+            </w:r>
+            <w:proofErr w:type="spellEnd"/>
+            <w:r>
+              <w:t xml:space="preserve"> -p</w:t>
             </w:r>
           </w:p>
         </w:tc>
@@ -1519,8 +1955,13 @@
             <w:tcW w:w="3312" w:type="dxa"/>
           </w:tcPr>
           <w:p>
+            <w:proofErr w:type="spellStart"/>
             <w:r>
-              <w:t>hadoop fs -put</w:t>
+              <w:t>hadoop</w:t>
+            </w:r>
+            <w:proofErr w:type="spellEnd"/>
+            <w:r>
+              <w:t xml:space="preserve"> fs -put</w:t>
             </w:r>
           </w:p>
         </w:tc>
@@ -1558,8 +1999,15 @@
             <w:tcW w:w="3312" w:type="dxa"/>
           </w:tcPr>
           <w:p>
+            <w:proofErr w:type="spellStart"/>
+            <w:proofErr w:type="gramStart"/>
             <w:r>
-              <w:t>sc.textFile(path)</w:t>
+              <w:t>sc.textFile</w:t>
+            </w:r>
+            <w:proofErr w:type="spellEnd"/>
+            <w:proofErr w:type="gramEnd"/>
+            <w:r>
+              <w:t>(path)</w:t>
             </w:r>
           </w:p>
         </w:tc>
@@ -1571,8 +2019,13 @@
             <w:pPr>
               <w:cnfStyle w:val="000000000000" w:firstRow="0" w:lastRow="0" w:firstColumn="0" w:lastColumn="0" w:oddVBand="0" w:evenVBand="0" w:oddHBand="0" w:evenHBand="0" w:firstRowFirstColumn="0" w:firstRowLastColumn="0" w:lastRowFirstColumn="0" w:lastRowLastColumn="0"/>
             </w:pPr>
+            <w:proofErr w:type="spellStart"/>
             <w:r>
-              <w:t>PySpark RDD</w:t>
+              <w:t>PySpark</w:t>
+            </w:r>
+            <w:proofErr w:type="spellEnd"/>
+            <w:r>
+              <w:t xml:space="preserve"> RDD</w:t>
             </w:r>
           </w:p>
         </w:tc>
@@ -1600,8 +2053,15 @@
             <w:tcW w:w="3312" w:type="dxa"/>
           </w:tcPr>
           <w:p>
+            <w:proofErr w:type="spellStart"/>
+            <w:proofErr w:type="gramStart"/>
             <w:r>
-              <w:t>rdd.count()</w:t>
+              <w:t>rdd.count</w:t>
+            </w:r>
+            <w:proofErr w:type="spellEnd"/>
+            <w:proofErr w:type="gramEnd"/>
+            <w:r>
+              <w:t>()</w:t>
             </w:r>
           </w:p>
         </w:tc>
@@ -1639,8 +2099,15 @@
             <w:tcW w:w="3312" w:type="dxa"/>
           </w:tcPr>
           <w:p>
+            <w:proofErr w:type="spellStart"/>
+            <w:proofErr w:type="gramStart"/>
             <w:r>
-              <w:t>rdd.collect()</w:t>
+              <w:t>rdd.collect</w:t>
+            </w:r>
+            <w:proofErr w:type="spellEnd"/>
+            <w:proofErr w:type="gramEnd"/>
+            <w:r>
+              <w:t>()</w:t>
             </w:r>
           </w:p>
         </w:tc>
@@ -1694,8 +2161,13 @@
             <w:pPr>
               <w:cnfStyle w:val="000000100000" w:firstRow="0" w:lastRow="0" w:firstColumn="0" w:lastColumn="0" w:oddVBand="0" w:evenVBand="0" w:oddHBand="1" w:evenHBand="0" w:firstRowFirstColumn="0" w:firstRowLastColumn="0" w:lastRowFirstColumn="0" w:lastRowLastColumn="0"/>
             </w:pPr>
+            <w:proofErr w:type="spellStart"/>
             <w:r>
-              <w:t>DataFrame reader</w:t>
+              <w:t>DataFrame</w:t>
+            </w:r>
+            <w:proofErr w:type="spellEnd"/>
+            <w:r>
+              <w:t xml:space="preserve"> reader</w:t>
             </w:r>
           </w:p>
         </w:tc>
@@ -1708,7 +2180,15 @@
               <w:cnfStyle w:val="000000100000" w:firstRow="0" w:lastRow="0" w:firstColumn="0" w:lastColumn="0" w:oddVBand="0" w:evenVBand="0" w:oddHBand="1" w:evenHBand="0" w:firstRowFirstColumn="0" w:firstRowLastColumn="0" w:lastRowFirstColumn="0" w:lastRowLastColumn="0"/>
             </w:pPr>
             <w:r>
-              <w:t>Read CSV data into a DataFrame.</w:t>
+              <w:t xml:space="preserve">Read CSV data into a </w:t>
+            </w:r>
+            <w:proofErr w:type="spellStart"/>
+            <w:r>
+              <w:t>DataFrame</w:t>
+            </w:r>
+            <w:proofErr w:type="spellEnd"/>
+            <w:r>
+              <w:t>.</w:t>
             </w:r>
           </w:p>
         </w:tc>
@@ -1720,8 +2200,18 @@
             <w:tcW w:w="3312" w:type="dxa"/>
           </w:tcPr>
           <w:p>
+            <w:proofErr w:type="spellStart"/>
+            <w:proofErr w:type="gramStart"/>
             <w:r>
-              <w:t>spark.read.options(...)</w:t>
+              <w:t>spark.read</w:t>
+            </w:r>
+            <w:proofErr w:type="gramEnd"/>
+            <w:r>
+              <w:t>.options</w:t>
+            </w:r>
+            <w:proofErr w:type="spellEnd"/>
+            <w:r>
+              <w:t>(...)</w:t>
             </w:r>
           </w:p>
         </w:tc>
@@ -1733,8 +2223,13 @@
             <w:pPr>
               <w:cnfStyle w:val="000000000000" w:firstRow="0" w:lastRow="0" w:firstColumn="0" w:lastColumn="0" w:oddVBand="0" w:evenVBand="0" w:oddHBand="0" w:evenHBand="0" w:firstRowFirstColumn="0" w:firstRowLastColumn="0" w:lastRowFirstColumn="0" w:lastRowLastColumn="0"/>
             </w:pPr>
+            <w:proofErr w:type="spellStart"/>
             <w:r>
-              <w:t>DataFrame reader</w:t>
+              <w:t>DataFrame</w:t>
+            </w:r>
+            <w:proofErr w:type="spellEnd"/>
+            <w:r>
+              <w:t xml:space="preserve"> reader</w:t>
             </w:r>
           </w:p>
         </w:tc>
@@ -1762,8 +2257,18 @@
             <w:tcW w:w="3312" w:type="dxa"/>
           </w:tcPr>
           <w:p>
+            <w:proofErr w:type="spellStart"/>
+            <w:proofErr w:type="gramStart"/>
             <w:r>
-              <w:t>printSchema()</w:t>
+              <w:t>printSchema</w:t>
+            </w:r>
+            <w:proofErr w:type="spellEnd"/>
+            <w:r>
+              <w:t>(</w:t>
+            </w:r>
+            <w:proofErr w:type="gramEnd"/>
+            <w:r>
+              <w:t>)</w:t>
             </w:r>
           </w:p>
         </w:tc>
@@ -1775,8 +2280,13 @@
             <w:pPr>
               <w:cnfStyle w:val="000000100000" w:firstRow="0" w:lastRow="0" w:firstColumn="0" w:lastColumn="0" w:oddVBand="0" w:evenVBand="0" w:oddHBand="1" w:evenHBand="0" w:firstRowFirstColumn="0" w:firstRowLastColumn="0" w:lastRowFirstColumn="0" w:lastRowLastColumn="0"/>
             </w:pPr>
+            <w:proofErr w:type="spellStart"/>
             <w:r>
-              <w:t>DataFrame method</w:t>
+              <w:t>DataFrame</w:t>
+            </w:r>
+            <w:proofErr w:type="spellEnd"/>
+            <w:r>
+              <w:t xml:space="preserve"> method</w:t>
             </w:r>
           </w:p>
         </w:tc>
@@ -1801,8 +2311,13 @@
             <w:tcW w:w="3312" w:type="dxa"/>
           </w:tcPr>
           <w:p>
+            <w:proofErr w:type="gramStart"/>
             <w:r>
-              <w:t>show()</w:t>
+              <w:t>show(</w:t>
+            </w:r>
+            <w:proofErr w:type="gramEnd"/>
+            <w:r>
+              <w:t>)</w:t>
             </w:r>
           </w:p>
         </w:tc>
@@ -1814,8 +2329,13 @@
             <w:pPr>
               <w:cnfStyle w:val="000000000000" w:firstRow="0" w:lastRow="0" w:firstColumn="0" w:lastColumn="0" w:oddVBand="0" w:evenVBand="0" w:oddHBand="0" w:evenHBand="0" w:firstRowFirstColumn="0" w:firstRowLastColumn="0" w:lastRowFirstColumn="0" w:lastRowLastColumn="0"/>
             </w:pPr>
+            <w:proofErr w:type="spellStart"/>
             <w:r>
-              <w:t>DataFrame method</w:t>
+              <w:t>DataFrame</w:t>
+            </w:r>
+            <w:proofErr w:type="spellEnd"/>
+            <w:r>
+              <w:t xml:space="preserve"> method</w:t>
             </w:r>
           </w:p>
         </w:tc>
@@ -1843,8 +2363,30 @@
             <w:tcW w:w="3312" w:type="dxa"/>
           </w:tcPr>
           <w:p>
+            <w:proofErr w:type="spellStart"/>
+            <w:proofErr w:type="gramStart"/>
             <w:r>
               <w:t>df.write</w:t>
+            </w:r>
+            <w:proofErr w:type="spellEnd"/>
+            <w:proofErr w:type="gramEnd"/>
+          </w:p>
+        </w:tc>
+        <w:tc>
+          <w:tcPr>
+            <w:tcW w:w="3312" w:type="dxa"/>
+          </w:tcPr>
+          <w:p>
+            <w:pPr>
+              <w:cnfStyle w:val="000000100000" w:firstRow="0" w:lastRow="0" w:firstColumn="0" w:lastColumn="0" w:oddVBand="0" w:evenVBand="0" w:oddHBand="1" w:evenHBand="0" w:firstRowFirstColumn="0" w:firstRowLastColumn="0" w:lastRowFirstColumn="0" w:lastRowLastColumn="0"/>
+            </w:pPr>
+            <w:proofErr w:type="spellStart"/>
+            <w:r>
+              <w:t>DataFrame</w:t>
+            </w:r>
+            <w:proofErr w:type="spellEnd"/>
+            <w:r>
+              <w:t xml:space="preserve"> writer</w:t>
             </w:r>
           </w:p>
         </w:tc>
@@ -1857,20 +2399,15 @@
               <w:cnfStyle w:val="000000100000" w:firstRow="0" w:lastRow="0" w:firstColumn="0" w:lastColumn="0" w:oddVBand="0" w:evenVBand="0" w:oddHBand="1" w:evenHBand="0" w:firstRowFirstColumn="0" w:firstRowLastColumn="0" w:lastRowFirstColumn="0" w:lastRowLastColumn="0"/>
             </w:pPr>
             <w:r>
-              <w:t>DataFrame writer</w:t>
+              <w:t xml:space="preserve">Begin configuring a </w:t>
             </w:r>
-          </w:p>
-        </w:tc>
-        <w:tc>
-          <w:tcPr>
-            <w:tcW w:w="3312" w:type="dxa"/>
-          </w:tcPr>
-          <w:p>
-            <w:pPr>
-              <w:cnfStyle w:val="000000100000" w:firstRow="0" w:lastRow="0" w:firstColumn="0" w:lastColumn="0" w:oddVBand="0" w:evenVBand="0" w:oddHBand="1" w:evenHBand="0" w:firstRowFirstColumn="0" w:firstRowLastColumn="0" w:lastRowFirstColumn="0" w:lastRowLastColumn="0"/>
-            </w:pPr>
+            <w:proofErr w:type="gramStart"/>
             <w:r>
-              <w:t>Begin configuring a write operation.</w:t>
+              <w:t>write</w:t>
+            </w:r>
+            <w:proofErr w:type="gramEnd"/>
+            <w:r>
+              <w:t xml:space="preserve"> operation.</w:t>
             </w:r>
           </w:p>
         </w:tc>
@@ -1882,8 +2419,13 @@
             <w:tcW w:w="3312" w:type="dxa"/>
           </w:tcPr>
           <w:p>
+            <w:proofErr w:type="gramStart"/>
             <w:r>
-              <w:t>.parquet(path)</w:t>
+              <w:t>.parquet</w:t>
+            </w:r>
+            <w:proofErr w:type="gramEnd"/>
+            <w:r>
+              <w:t>(path)</w:t>
             </w:r>
           </w:p>
         </w:tc>
@@ -1909,7 +2451,15 @@
               <w:cnfStyle w:val="000000000000" w:firstRow="0" w:lastRow="0" w:firstColumn="0" w:lastColumn="0" w:oddVBand="0" w:evenVBand="0" w:oddHBand="0" w:evenHBand="0" w:firstRowFirstColumn="0" w:firstRowLastColumn="0" w:lastRowFirstColumn="0" w:lastRowLastColumn="0"/>
             </w:pPr>
             <w:r>
-              <w:t>Write or read Parquet data, depending on whether used after write or read.</w:t>
+              <w:t xml:space="preserve">Write or read Parquet data, depending on whether used after </w:t>
+            </w:r>
+            <w:proofErr w:type="gramStart"/>
+            <w:r>
+              <w:t>write</w:t>
+            </w:r>
+            <w:proofErr w:type="gramEnd"/>
+            <w:r>
+              <w:t xml:space="preserve"> or read.</w:t>
             </w:r>
           </w:p>
         </w:tc>
@@ -1924,8 +2474,36 @@
             <w:tcW w:w="3312" w:type="dxa"/>
           </w:tcPr>
           <w:p>
+            <w:proofErr w:type="spellStart"/>
+            <w:proofErr w:type="gramStart"/>
             <w:r>
-              <w:t>spark.read.parquet(path)</w:t>
+              <w:t>spark.read</w:t>
+            </w:r>
+            <w:proofErr w:type="gramEnd"/>
+            <w:r>
+              <w:t>.parquet</w:t>
+            </w:r>
+            <w:proofErr w:type="spellEnd"/>
+            <w:r>
+              <w:t>(path)</w:t>
+            </w:r>
+          </w:p>
+        </w:tc>
+        <w:tc>
+          <w:tcPr>
+            <w:tcW w:w="3312" w:type="dxa"/>
+          </w:tcPr>
+          <w:p>
+            <w:pPr>
+              <w:cnfStyle w:val="000000100000" w:firstRow="0" w:lastRow="0" w:firstColumn="0" w:lastColumn="0" w:oddVBand="0" w:evenVBand="0" w:oddHBand="1" w:evenHBand="0" w:firstRowFirstColumn="0" w:firstRowLastColumn="0" w:lastRowFirstColumn="0" w:lastRowLastColumn="0"/>
+            </w:pPr>
+            <w:proofErr w:type="spellStart"/>
+            <w:r>
+              <w:t>DataFrame</w:t>
+            </w:r>
+            <w:proofErr w:type="spellEnd"/>
+            <w:r>
+              <w:t xml:space="preserve"> reader</w:t>
             </w:r>
           </w:p>
         </w:tc>
@@ -1938,20 +2516,15 @@
               <w:cnfStyle w:val="000000100000" w:firstRow="0" w:lastRow="0" w:firstColumn="0" w:lastColumn="0" w:oddVBand="0" w:evenVBand="0" w:oddHBand="1" w:evenHBand="0" w:firstRowFirstColumn="0" w:firstRowLastColumn="0" w:lastRowFirstColumn="0" w:lastRowLastColumn="0"/>
             </w:pPr>
             <w:r>
-              <w:t>DataFrame reader</w:t>
+              <w:t xml:space="preserve">Load Parquet files into a </w:t>
             </w:r>
-          </w:p>
-        </w:tc>
-        <w:tc>
-          <w:tcPr>
-            <w:tcW w:w="3312" w:type="dxa"/>
-          </w:tcPr>
-          <w:p>
-            <w:pPr>
-              <w:cnfStyle w:val="000000100000" w:firstRow="0" w:lastRow="0" w:firstColumn="0" w:lastColumn="0" w:oddVBand="0" w:evenVBand="0" w:oddHBand="1" w:evenHBand="0" w:firstRowFirstColumn="0" w:firstRowLastColumn="0" w:lastRowFirstColumn="0" w:lastRowLastColumn="0"/>
-            </w:pPr>
+            <w:proofErr w:type="spellStart"/>
             <w:r>
-              <w:t>Load Parquet files into a DataFrame.</w:t>
+              <w:t>DataFrame</w:t>
+            </w:r>
+            <w:proofErr w:type="spellEnd"/>
+            <w:r>
+              <w:t>.</w:t>
             </w:r>
           </w:p>
         </w:tc>
@@ -1963,8 +2536,13 @@
             <w:tcW w:w="3312" w:type="dxa"/>
           </w:tcPr>
           <w:p>
+            <w:proofErr w:type="gramStart"/>
             <w:r>
-              <w:t>.mode('overwrite')</w:t>
+              <w:t>.mode</w:t>
+            </w:r>
+            <w:proofErr w:type="gramEnd"/>
+            <w:r>
+              <w:t>('overwrite')</w:t>
             </w:r>
           </w:p>
         </w:tc>
@@ -2005,8 +2583,36 @@
             <w:tcW w:w="3312" w:type="dxa"/>
           </w:tcPr>
           <w:p>
+            <w:proofErr w:type="gramStart"/>
             <w:r>
-              <w:t>.saveAsTable(name)</w:t>
+              <w:t>.</w:t>
+            </w:r>
+            <w:proofErr w:type="spellStart"/>
+            <w:r>
+              <w:t>saveAsTable</w:t>
+            </w:r>
+            <w:proofErr w:type="spellEnd"/>
+            <w:proofErr w:type="gramEnd"/>
+            <w:r>
+              <w:t>(name)</w:t>
+            </w:r>
+          </w:p>
+        </w:tc>
+        <w:tc>
+          <w:tcPr>
+            <w:tcW w:w="3312" w:type="dxa"/>
+          </w:tcPr>
+          <w:p>
+            <w:pPr>
+              <w:cnfStyle w:val="000000100000" w:firstRow="0" w:lastRow="0" w:firstColumn="0" w:lastColumn="0" w:oddVBand="0" w:evenVBand="0" w:oddHBand="1" w:evenHBand="0" w:firstRowFirstColumn="0" w:firstRowLastColumn="0" w:lastRowFirstColumn="0" w:lastRowLastColumn="0"/>
+            </w:pPr>
+            <w:proofErr w:type="spellStart"/>
+            <w:r>
+              <w:t>DataFrame</w:t>
+            </w:r>
+            <w:proofErr w:type="spellEnd"/>
+            <w:r>
+              <w:t xml:space="preserve"> writer</w:t>
             </w:r>
           </w:p>
         </w:tc>
@@ -2019,20 +2625,15 @@
               <w:cnfStyle w:val="000000100000" w:firstRow="0" w:lastRow="0" w:firstColumn="0" w:lastColumn="0" w:oddVBand="0" w:evenVBand="0" w:oddHBand="1" w:evenHBand="0" w:firstRowFirstColumn="0" w:firstRowLastColumn="0" w:lastRowFirstColumn="0" w:lastRowLastColumn="0"/>
             </w:pPr>
             <w:r>
-              <w:t>DataFrame writer</w:t>
+              <w:t xml:space="preserve">Save/register a </w:t>
             </w:r>
-          </w:p>
-        </w:tc>
-        <w:tc>
-          <w:tcPr>
-            <w:tcW w:w="3312" w:type="dxa"/>
-          </w:tcPr>
-          <w:p>
-            <w:pPr>
-              <w:cnfStyle w:val="000000100000" w:firstRow="0" w:lastRow="0" w:firstColumn="0" w:lastColumn="0" w:oddVBand="0" w:evenVBand="0" w:oddHBand="1" w:evenHBand="0" w:firstRowFirstColumn="0" w:firstRowLastColumn="0" w:lastRowFirstColumn="0" w:lastRowLastColumn="0"/>
-            </w:pPr>
+            <w:proofErr w:type="spellStart"/>
             <w:r>
-              <w:t>Save/register a DataFrame as a catalog table.</w:t>
+              <w:t>DataFrame</w:t>
+            </w:r>
+            <w:proofErr w:type="spellEnd"/>
+            <w:r>
+              <w:t xml:space="preserve"> as a catalog table.</w:t>
             </w:r>
           </w:p>
         </w:tc>
@@ -2044,8 +2645,13 @@
             <w:tcW w:w="3312" w:type="dxa"/>
           </w:tcPr>
           <w:p>
+            <w:proofErr w:type="spellStart"/>
             <w:r>
-              <w:t>spark.sql(query)</w:t>
+              <w:t>spark.sql</w:t>
+            </w:r>
+            <w:proofErr w:type="spellEnd"/>
+            <w:r>
+              <w:t>(query)</w:t>
             </w:r>
           </w:p>
         </w:tc>
@@ -2071,7 +2677,15 @@
               <w:cnfStyle w:val="000000000000" w:firstRow="0" w:lastRow="0" w:firstColumn="0" w:lastColumn="0" w:oddVBand="0" w:evenVBand="0" w:oddHBand="0" w:evenHBand="0" w:firstRowFirstColumn="0" w:firstRowLastColumn="0" w:lastRowFirstColumn="0" w:lastRowLastColumn="0"/>
             </w:pPr>
             <w:r>
-              <w:t>Execute SQL and return the query result as a DataFrame.</w:t>
+              <w:t xml:space="preserve">Execute SQL and return the query result as a </w:t>
+            </w:r>
+            <w:proofErr w:type="spellStart"/>
+            <w:r>
+              <w:t>DataFrame</w:t>
+            </w:r>
+            <w:proofErr w:type="spellEnd"/>
+            <w:r>
+              <w:t>.</w:t>
             </w:r>
           </w:p>
         </w:tc>
@@ -2086,8 +2700,18 @@
             <w:tcW w:w="3312" w:type="dxa"/>
           </w:tcPr>
           <w:p>
+            <w:proofErr w:type="spellStart"/>
+            <w:proofErr w:type="gramStart"/>
             <w:r>
-              <w:t>spark.conf.set(key, value)</w:t>
+              <w:t>spark.conf.set</w:t>
+            </w:r>
+            <w:proofErr w:type="spellEnd"/>
+            <w:r>
+              <w:t>(</w:t>
+            </w:r>
+            <w:proofErr w:type="gramEnd"/>
+            <w:r>
+              <w:t>key, value)</w:t>
             </w:r>
           </w:p>
         </w:tc>
@@ -2125,8 +2749,18 @@
             <w:tcW w:w="3312" w:type="dxa"/>
           </w:tcPr>
           <w:p>
+            <w:proofErr w:type="gramStart"/>
             <w:r>
-              <w:t>.partitionBy(columns)</w:t>
+              <w:t>.</w:t>
+            </w:r>
+            <w:proofErr w:type="spellStart"/>
+            <w:r>
+              <w:t>partitionBy</w:t>
+            </w:r>
+            <w:proofErr w:type="spellEnd"/>
+            <w:proofErr w:type="gramEnd"/>
+            <w:r>
+              <w:t>(columns)</w:t>
             </w:r>
           </w:p>
         </w:tc>
@@ -2167,8 +2801,13 @@
             <w:tcW w:w="3312" w:type="dxa"/>
           </w:tcPr>
           <w:p>
+            <w:proofErr w:type="gramStart"/>
             <w:r>
-              <w:t>.format('parquet')</w:t>
+              <w:t>.format</w:t>
+            </w:r>
+            <w:proofErr w:type="gramEnd"/>
+            <w:r>
+              <w:t>('parquet')</w:t>
             </w:r>
           </w:p>
         </w:tc>
@@ -2383,7 +3022,15 @@
         <w:pStyle w:val="ListNumber"/>
       </w:pPr>
       <w:r>
-        <w:t>Restart Hadoop using the environment’s helper script.</w:t>
+        <w:t xml:space="preserve">Restart Hadoop using the </w:t>
+      </w:r>
+      <w:proofErr w:type="gramStart"/>
+      <w:r>
+        <w:t>environment’s</w:t>
+      </w:r>
+      <w:proofErr w:type="gramEnd"/>
+      <w:r>
+        <w:t xml:space="preserve"> helper script.</w:t>
       </w:r>
     </w:p>
     <w:p>
@@ -2399,7 +3046,33 @@
         <w:pStyle w:val="ListNumber"/>
       </w:pPr>
       <w:r>
-        <w:t>Read users.txt with sc.textFile; inspect with count() and collect() on this small sample.</w:t>
+        <w:t xml:space="preserve">Read users.txt with </w:t>
+      </w:r>
+      <w:proofErr w:type="spellStart"/>
+      <w:proofErr w:type="gramStart"/>
+      <w:r>
+        <w:t>sc.textFile</w:t>
+      </w:r>
+      <w:proofErr w:type="spellEnd"/>
+      <w:proofErr w:type="gramEnd"/>
+      <w:r>
+        <w:t xml:space="preserve">; inspect with </w:t>
+      </w:r>
+      <w:proofErr w:type="gramStart"/>
+      <w:r>
+        <w:t>count(</w:t>
+      </w:r>
+      <w:proofErr w:type="gramEnd"/>
+      <w:r>
+        <w:t xml:space="preserve">) and </w:t>
+      </w:r>
+      <w:proofErr w:type="gramStart"/>
+      <w:r>
+        <w:t>collect(</w:t>
+      </w:r>
+      <w:proofErr w:type="gramEnd"/>
+      <w:r>
+        <w:t>) on this small sample.</w:t>
       </w:r>
     </w:p>
     <w:p>
@@ -2407,7 +3080,15 @@
         <w:pStyle w:val="ListNumber"/>
       </w:pPr>
       <w:r>
-        <w:t>Read zipcodes1.csv as a DataFrame; inspect the schema and sample rows.</w:t>
+        <w:t xml:space="preserve">Read zipcodes1.csv as a </w:t>
+      </w:r>
+      <w:proofErr w:type="spellStart"/>
+      <w:r>
+        <w:t>DataFrame</w:t>
+      </w:r>
+      <w:proofErr w:type="spellEnd"/>
+      <w:r>
+        <w:t>; inspect the schema and sample rows.</w:t>
       </w:r>
     </w:p>
     <w:p>
@@ -2416,7 +3097,15 @@
       </w:pPr>
       <w:r>
         <w:lastRenderedPageBreak/>
-        <w:t>Write a DataFrame to Parquet and read it back.</w:t>
+        <w:t xml:space="preserve">Write a </w:t>
+      </w:r>
+      <w:proofErr w:type="spellStart"/>
+      <w:r>
+        <w:t>DataFrame</w:t>
+      </w:r>
+      <w:proofErr w:type="spellEnd"/>
+      <w:r>
+        <w:t xml:space="preserve"> to Parquet and read it back.</w:t>
       </w:r>
     </w:p>
     <w:p>
@@ -2440,7 +3129,23 @@
         <w:pStyle w:val="ListNumber"/>
       </w:pPr>
       <w:r>
-        <w:t>Save the DataFrame as a Hive table and query it with spark.sql.</w:t>
+        <w:t xml:space="preserve">Save the </w:t>
+      </w:r>
+      <w:proofErr w:type="spellStart"/>
+      <w:r>
+        <w:t>DataFrame</w:t>
+      </w:r>
+      <w:proofErr w:type="spellEnd"/>
+      <w:r>
+        <w:t xml:space="preserve"> as a Hive table and query it with </w:t>
+      </w:r>
+      <w:proofErr w:type="spellStart"/>
+      <w:r>
+        <w:t>spark.sql</w:t>
+      </w:r>
+      <w:proofErr w:type="spellEnd"/>
+      <w:r>
+        <w:t>.</w:t>
       </w:r>
     </w:p>
     <w:p>
@@ -2480,7 +3185,23 @@
         <w:pStyle w:val="ListBullet"/>
       </w:pPr>
       <w:r>
-        <w:t>Path not found: check the HDFS path with hadoop fs -ls and verify that the file upload succeeded.</w:t>
+        <w:t xml:space="preserve">Path not </w:t>
+      </w:r>
+      <w:proofErr w:type="gramStart"/>
+      <w:r>
+        <w:t>found:</w:t>
+      </w:r>
+      <w:proofErr w:type="gramEnd"/>
+      <w:r>
+        <w:t xml:space="preserve"> check the HDFS path with </w:t>
+      </w:r>
+      <w:proofErr w:type="spellStart"/>
+      <w:r>
+        <w:t>hadoop</w:t>
+      </w:r>
+      <w:proofErr w:type="spellEnd"/>
+      <w:r>
+        <w:t xml:space="preserve"> fs -ls and verify that the file upload succeeded.</w:t>
       </w:r>
     </w:p>
     <w:p>
@@ -2496,7 +3217,15 @@
         <w:pStyle w:val="ListBullet"/>
       </w:pPr>
       <w:r>
-        <w:t>All values look like strings: use inferSchema='True' or define an explicit schema.</w:t>
+        <w:t xml:space="preserve">All values look like strings: use </w:t>
+      </w:r>
+      <w:proofErr w:type="spellStart"/>
+      <w:r>
+        <w:t>inferSchema</w:t>
+      </w:r>
+      <w:proofErr w:type="spellEnd"/>
+      <w:r>
+        <w:t>='True' or define an explicit schema.</w:t>
       </w:r>
     </w:p>
     <w:p>
@@ -2512,7 +3241,15 @@
         <w:pStyle w:val="ListBullet"/>
       </w:pPr>
       <w:r>
-        <w:t>Hive table not visible: check the current database, Spark/Hive catalog integration, and whether the saveAsTable operation completed.</w:t>
+        <w:t xml:space="preserve">Hive table not visible: check the current database, Spark/Hive catalog integration, and whether the </w:t>
+      </w:r>
+      <w:proofErr w:type="spellStart"/>
+      <w:r>
+        <w:t>saveAsTable</w:t>
+      </w:r>
+      <w:proofErr w:type="spellEnd"/>
+      <w:r>
+        <w:t xml:space="preserve"> operation completed.</w:t>
       </w:r>
     </w:p>
     <w:p>
@@ -2527,8 +3264,29 @@
       <w:pPr>
         <w:pStyle w:val="ListBullet"/>
       </w:pPr>
-      <w:r>
-        <w:t>collect() causes memory problems: avoid collecting large RDDs; use show(), take(), or distributed transformations for inspection.</w:t>
+      <w:proofErr w:type="gramStart"/>
+      <w:r>
+        <w:t>collect(</w:t>
+      </w:r>
+      <w:proofErr w:type="gramEnd"/>
+      <w:r>
+        <w:t xml:space="preserve">) causes memory problems: avoid collecting large RDDs; use </w:t>
+      </w:r>
+      <w:proofErr w:type="gramStart"/>
+      <w:r>
+        <w:t>show(</w:t>
+      </w:r>
+      <w:proofErr w:type="gramEnd"/>
+      <w:r>
+        <w:t xml:space="preserve">), </w:t>
+      </w:r>
+      <w:proofErr w:type="gramStart"/>
+      <w:r>
+        <w:t>take(</w:t>
+      </w:r>
+      <w:proofErr w:type="gramEnd"/>
+      <w:r>
+        <w:t>), or distributed transformations for inspection.</w:t>
       </w:r>
     </w:p>
     <w:p>
@@ -2552,15 +3310,30 @@
         <w:pStyle w:val="ListBullet"/>
       </w:pPr>
       <w:r>
-        <w:t>RDD: a lower-level distributed collection; sc.textFile reads text lines.</w:t>
+        <w:t xml:space="preserve">RDD: a lower-level distributed collection; </w:t>
+      </w:r>
+      <w:proofErr w:type="spellStart"/>
+      <w:proofErr w:type="gramStart"/>
+      <w:r>
+        <w:t>sc.textFile</w:t>
+      </w:r>
+      <w:proofErr w:type="spellEnd"/>
+      <w:proofErr w:type="gramEnd"/>
+      <w:r>
+        <w:t xml:space="preserve"> reads text lines.</w:t>
       </w:r>
     </w:p>
     <w:p>
       <w:pPr>
         <w:pStyle w:val="ListBullet"/>
       </w:pPr>
-      <w:r>
-        <w:t>DataFrame: structured data with named columns and data types.</w:t>
+      <w:proofErr w:type="spellStart"/>
+      <w:r>
+        <w:t>DataFrame</w:t>
+      </w:r>
+      <w:proofErr w:type="spellEnd"/>
+      <w:r>
+        <w:t>: structured data with named columns and data types.</w:t>
       </w:r>
     </w:p>
     <w:p>
@@ -2610,6 +3383,74 @@
       <w:r>
         <w:t>Overwrite is destructive to existing output; use it intentionally.</w:t>
       </w:r>
+    </w:p>
+    <w:p>
+      <w:pPr>
+        <w:pStyle w:val="ListBullet"/>
+        <w:numPr>
+          <w:ilvl w:val="0"/>
+          <w:numId w:val="0"/>
+        </w:numPr>
+        <w:ind w:left="360" w:hanging="360"/>
+      </w:pPr>
+    </w:p>
+    <w:p>
+      <w:pPr>
+        <w:pStyle w:val="ListBullet"/>
+        <w:numPr>
+          <w:ilvl w:val="0"/>
+          <w:numId w:val="0"/>
+        </w:numPr>
+        <w:ind w:left="360" w:hanging="360"/>
+      </w:pPr>
+    </w:p>
+    <w:p>
+      <w:pPr>
+        <w:pStyle w:val="Heading1"/>
+      </w:pPr>
+      <w:r>
+        <w:t>1</w:t>
+      </w:r>
+      <w:r>
+        <w:t>9</w:t>
+      </w:r>
+      <w:r>
+        <w:t xml:space="preserve">. </w:t>
+      </w:r>
+      <w:r>
+        <w:t xml:space="preserve">Conclusion </w:t>
+      </w:r>
+    </w:p>
+    <w:p>
+      <w:r>
+        <w:t xml:space="preserve">This project demonstrates an end-to-end introductory data engineering workflow using Hadoop HDFS, </w:t>
+      </w:r>
+      <w:proofErr w:type="spellStart"/>
+      <w:r>
+        <w:t>PySpark</w:t>
+      </w:r>
+      <w:proofErr w:type="spellEnd"/>
+      <w:r>
+        <w:t xml:space="preserve">, Parquet, and Apache Hive. It covers uploading files to HDFS, reading and inspecting data using RDDs and </w:t>
+      </w:r>
+      <w:proofErr w:type="spellStart"/>
+      <w:r>
+        <w:t>DataFrames</w:t>
+      </w:r>
+      <w:proofErr w:type="spellEnd"/>
+      <w:r>
+        <w:t>, writing and reading Parquet files, creating and querying Hive tables, and partitioning data by city and state. By integrating these technologies, the project demonstrates how data can be stored, processed, organized, and queried in a distributed data environment. Overall, it provides practical foundational experience in data ingestion, data storage, data organization, and SQL-based data analysis, building a strong foundation for learning more advanced data engineering concepts and workflows.</w:t>
+      </w:r>
+    </w:p>
+    <w:p>
+      <w:pPr>
+        <w:pStyle w:val="ListBullet"/>
+        <w:numPr>
+          <w:ilvl w:val="0"/>
+          <w:numId w:val="0"/>
+        </w:numPr>
+        <w:ind w:left="360" w:hanging="360"/>
+      </w:pPr>
     </w:p>
     <w:p/>
     <w:sectPr>
@@ -2655,8 +3496,21 @@
       <w:pStyle w:val="Footer"/>
       <w:jc w:val="center"/>
     </w:pPr>
+    <w:proofErr w:type="spellStart"/>
     <w:r>
-      <w:t xml:space="preserve">PySpark on Hadoop &amp; Hive — Function Documentation  |  Page </w:t>
+      <w:t>PySpark</w:t>
+    </w:r>
+    <w:proofErr w:type="spellEnd"/>
+    <w:r>
+      <w:t xml:space="preserve"> on Hadoop &amp; Hive — Function </w:t>
+    </w:r>
+    <w:proofErr w:type="gramStart"/>
+    <w:r>
+      <w:t>Documentation  |</w:t>
+    </w:r>
+    <w:proofErr w:type="gramEnd"/>
+    <w:r>
+      <w:t xml:space="preserve">  Page </w:t>
     </w:r>
     <w:r>
       <w:fldChar w:fldCharType="begin"/>
@@ -3524,7 +4378,6 @@
   <w:style w:type="character" w:default="1" w:styleId="DefaultParagraphFont">
     <w:name w:val="Default Paragraph Font"/>
     <w:uiPriority w:val="1"/>
-    <w:semiHidden/>
     <w:unhideWhenUsed/>
   </w:style>
   <w:style w:type="table" w:default="1" w:styleId="TableNormal">
